--- a/seminar-doc-ref.docx
+++ b/seminar-doc-ref.docx
@@ -178,6 +178,49 @@
       <w:r>
         <w:t>?</w:t>
       </w:r>
+    </w:p>
+    <w:p>
+      <w:r>
+        <w:t xml:space="preserve">What is firebase and </w:t>
+      </w:r>
+      <w:proofErr w:type="spellStart"/>
+      <w:r>
+        <w:t>supabase</w:t>
+      </w:r>
+      <w:proofErr w:type="spellEnd"/>
+      <w:r>
+        <w:t>?</w:t>
+      </w:r>
+    </w:p>
+    <w:p>
+      <w:r>
+        <w:t xml:space="preserve">What are the features of firebase and </w:t>
+      </w:r>
+      <w:proofErr w:type="spellStart"/>
+      <w:r>
+        <w:t>supabase</w:t>
+      </w:r>
+      <w:proofErr w:type="spellEnd"/>
+      <w:r>
+        <w:t>?</w:t>
+      </w:r>
+    </w:p>
+    <w:p>
+      <w:r>
+        <w:t xml:space="preserve">Brief comparison of firebase and </w:t>
+      </w:r>
+      <w:proofErr w:type="spellStart"/>
+      <w:r>
+        <w:t>supabase</w:t>
+      </w:r>
+      <w:proofErr w:type="spellEnd"/>
+      <w:r>
+        <w:t>.</w:t>
+      </w:r>
+    </w:p>
+    <w:p>
+      <w:bookmarkStart w:id="0" w:name="_GoBack"/>
+      <w:bookmarkEnd w:id="0"/>
     </w:p>
     <w:p/>
     <w:p/>
@@ -223,8 +266,6 @@
           </wp:inline>
         </w:drawing>
       </w:r>
-      <w:bookmarkStart w:id="0" w:name="_GoBack"/>
-      <w:bookmarkEnd w:id="0"/>
     </w:p>
     <w:p>
       <w:r>
